--- a/rapport_TP_Commande_d_axe_vertical/tp3_brouillon.docx
+++ b/rapport_TP_Commande_d_axe_vertical/tp3_brouillon.docx
@@ -225,91 +225,14 @@
         <w:jc w:val="center"/>
       </w:pPr>
       <w:r>
+        <w:rPr>
+          <w:noProof/>
+        </w:rPr>
         <w:drawing>
           <wp:inline distT="0" distB="0" distL="0" distR="0" wp14:anchorId="3AEB1C54" wp14:editId="68AAA2DF">
             <wp:extent cx="2600688" cy="1190791"/>
             <wp:effectExtent l="0" t="0" r="9525" b="9525"/>
             <wp:docPr id="1" name="Image 1"/>
-            <wp:cNvGraphicFramePr>
-              <a:graphicFrameLocks xmlns:a="http://schemas.openxmlformats.org/drawingml/2006/main" noChangeAspect="1"/>
-            </wp:cNvGraphicFramePr>
-            <a:graphic xmlns:a="http://schemas.openxmlformats.org/drawingml/2006/main">
-              <a:graphicData uri="http://schemas.openxmlformats.org/drawingml/2006/picture">
-                <pic:pic xmlns:pic="http://schemas.openxmlformats.org/drawingml/2006/picture">
-                  <pic:nvPicPr>
-                    <pic:cNvPr id="1" name=""/>
-                    <pic:cNvPicPr/>
-                  </pic:nvPicPr>
-                  <pic:blipFill>
-                    <a:blip r:embed="rId5"/>
-                    <a:stretch>
-                      <a:fillRect/>
-                    </a:stretch>
-                  </pic:blipFill>
-                  <pic:spPr>
-                    <a:xfrm>
-                      <a:off x="0" y="0"/>
-                      <a:ext cx="2600688" cy="1190791"/>
-                    </a:xfrm>
-                    <a:prstGeom prst="rect">
-                      <a:avLst/>
-                    </a:prstGeom>
-                  </pic:spPr>
-                </pic:pic>
-              </a:graphicData>
-            </a:graphic>
-          </wp:inline>
-        </w:drawing>
-      </w:r>
-    </w:p>
-    <w:p>
-      <w:pPr>
-        <w:jc w:val="both"/>
-      </w:pPr>
-      <w:r>
-        <w:t xml:space="preserve">Avant de faire les mesures, il est nécessaire de calculer l’inertie de la charge, on sait que </w:t>
-      </w:r>
-      <w:r>
-        <w:t>le rapport de r</w:t>
-      </w:r>
-      <w:r>
-        <w:t>é</w:t>
-      </w:r>
-      <w:r>
-        <w:t>duction du r</w:t>
-      </w:r>
-      <w:r>
-        <w:t>é</w:t>
-      </w:r>
-      <w:r>
-        <w:t>ducteur est r = 8</w:t>
-      </w:r>
-      <w:r>
-        <w:t>,</w:t>
-      </w:r>
-      <w:r>
-        <w:t xml:space="preserve"> que le rayon de la poulie est de R = 4.3cm</w:t>
-      </w:r>
-      <w:r>
-        <w:t xml:space="preserve"> et que </w:t>
-      </w:r>
-      <w:r>
-        <w:t>le chariot vide a une masse M = 10.5kg</w:t>
-      </w:r>
-      <w:r>
-        <w:t xml:space="preserve">, on obtient donc : </w:t>
-      </w:r>
-    </w:p>
-    <w:p>
-      <w:pPr>
-        <w:jc w:val="both"/>
-      </w:pPr>
-      <w:r>
-        <w:drawing>
-          <wp:inline distT="0" distB="0" distL="0" distR="0" wp14:anchorId="5A78F1C0" wp14:editId="173CE901">
-            <wp:extent cx="5760720" cy="669290"/>
-            <wp:effectExtent l="0" t="0" r="0" b="0"/>
-            <wp:docPr id="2" name="Image 2"/>
             <wp:cNvGraphicFramePr>
               <a:graphicFrameLocks xmlns:a="http://schemas.openxmlformats.org/drawingml/2006/main" noChangeAspect="1"/>
             </wp:cNvGraphicFramePr>
@@ -329,6 +252,89 @@
                   <pic:spPr>
                     <a:xfrm>
                       <a:off x="0" y="0"/>
+                      <a:ext cx="2600688" cy="1190791"/>
+                    </a:xfrm>
+                    <a:prstGeom prst="rect">
+                      <a:avLst/>
+                    </a:prstGeom>
+                  </pic:spPr>
+                </pic:pic>
+              </a:graphicData>
+            </a:graphic>
+          </wp:inline>
+        </w:drawing>
+      </w:r>
+    </w:p>
+    <w:p>
+      <w:pPr>
+        <w:jc w:val="both"/>
+      </w:pPr>
+      <w:r>
+        <w:t xml:space="preserve">Avant de faire les mesures, il est nécessaire de calculer l’inertie de la charge, on sait que </w:t>
+      </w:r>
+      <w:r>
+        <w:t>le rapport de r</w:t>
+      </w:r>
+      <w:r>
+        <w:t>é</w:t>
+      </w:r>
+      <w:r>
+        <w:t>duction du r</w:t>
+      </w:r>
+      <w:r>
+        <w:t>é</w:t>
+      </w:r>
+      <w:r>
+        <w:t>ducteur est r = 8</w:t>
+      </w:r>
+      <w:r>
+        <w:t>,</w:t>
+      </w:r>
+      <w:r>
+        <w:t xml:space="preserve"> que le rayon de la poulie est de R = 4.3cm</w:t>
+      </w:r>
+      <w:r>
+        <w:t xml:space="preserve"> et que </w:t>
+      </w:r>
+      <w:r>
+        <w:t>le chariot vide a une masse M = 10.5kg</w:t>
+      </w:r>
+      <w:r>
+        <w:t xml:space="preserve">, on obtient donc : </w:t>
+      </w:r>
+    </w:p>
+    <w:p>
+      <w:pPr>
+        <w:jc w:val="both"/>
+      </w:pPr>
+      <w:r>
+        <w:rPr>
+          <w:noProof/>
+        </w:rPr>
+        <w:drawing>
+          <wp:inline distT="0" distB="0" distL="0" distR="0" wp14:anchorId="5A78F1C0" wp14:editId="173CE901">
+            <wp:extent cx="5760720" cy="669290"/>
+            <wp:effectExtent l="0" t="0" r="0" b="0"/>
+            <wp:docPr id="2" name="Image 2"/>
+            <wp:cNvGraphicFramePr>
+              <a:graphicFrameLocks xmlns:a="http://schemas.openxmlformats.org/drawingml/2006/main" noChangeAspect="1"/>
+            </wp:cNvGraphicFramePr>
+            <a:graphic xmlns:a="http://schemas.openxmlformats.org/drawingml/2006/main">
+              <a:graphicData uri="http://schemas.openxmlformats.org/drawingml/2006/picture">
+                <pic:pic xmlns:pic="http://schemas.openxmlformats.org/drawingml/2006/picture">
+                  <pic:nvPicPr>
+                    <pic:cNvPr id="1" name=""/>
+                    <pic:cNvPicPr/>
+                  </pic:nvPicPr>
+                  <pic:blipFill>
+                    <a:blip r:embed="rId7"/>
+                    <a:stretch>
+                      <a:fillRect/>
+                    </a:stretch>
+                  </pic:blipFill>
+                  <pic:spPr>
+                    <a:xfrm>
+                      <a:off x="0" y="0"/>
                       <a:ext cx="5760720" cy="669290"/>
                     </a:xfrm>
                     <a:prstGeom prst="rect">
@@ -425,7 +431,7 @@
         </w:rPr>
         <w:lastRenderedPageBreak/>
         <w:drawing>
-          <wp:inline distT="0" distB="0" distL="0" distR="0" wp14:anchorId="5233E9D7" wp14:editId="31A4792C">
+          <wp:inline distT="0" distB="0" distL="0" distR="0" wp14:anchorId="5233E9D7" wp14:editId="1184B339">
             <wp:extent cx="4514215" cy="3967353"/>
             <wp:effectExtent l="0" t="0" r="635" b="0"/>
             <wp:docPr id="4" name="Image 4"/>
@@ -442,7 +448,7 @@
                     </pic:cNvPicPr>
                   </pic:nvPicPr>
                   <pic:blipFill>
-                    <a:blip r:embed="rId7" cstate="print">
+                    <a:blip r:embed="rId8" cstate="print">
                       <a:extLst>
                         <a:ext uri="{28A0092B-C50C-407E-A947-70E740481C1C}">
                           <a14:useLocalDpi xmlns:a14="http://schemas.microsoft.com/office/drawing/2010/main" val="0"/>
@@ -556,7 +562,7 @@
                     </pic:cNvPicPr>
                   </pic:nvPicPr>
                   <pic:blipFill>
-                    <a:blip r:embed="rId8" cstate="print">
+                    <a:blip r:embed="rId9" cstate="print">
                       <a:extLst>
                         <a:ext uri="{28A0092B-C50C-407E-A947-70E740481C1C}">
                           <a14:useLocalDpi xmlns:a14="http://schemas.microsoft.com/office/drawing/2010/main" val="0"/>
@@ -640,7 +646,7 @@
           <w:noProof/>
         </w:rPr>
         <w:drawing>
-          <wp:inline distT="0" distB="0" distL="0" distR="0" wp14:anchorId="560C2441" wp14:editId="449C1F47">
+          <wp:inline distT="0" distB="0" distL="0" distR="0" wp14:anchorId="560C2441" wp14:editId="34FE0EA6">
             <wp:extent cx="5760720" cy="3132455"/>
             <wp:effectExtent l="0" t="0" r="0" b="0"/>
             <wp:docPr id="6" name="Image 6"/>
@@ -657,7 +663,7 @@
                     </pic:cNvPicPr>
                   </pic:nvPicPr>
                   <pic:blipFill>
-                    <a:blip r:embed="rId9" cstate="print">
+                    <a:blip r:embed="rId10" cstate="print">
                       <a:extLst>
                         <a:ext uri="{28A0092B-C50C-407E-A947-70E740481C1C}">
                           <a14:useLocalDpi xmlns:a14="http://schemas.microsoft.com/office/drawing/2010/main" val="0"/>
@@ -745,7 +751,7 @@
           <w:noProof/>
         </w:rPr>
         <w:drawing>
-          <wp:inline distT="0" distB="0" distL="0" distR="0" wp14:anchorId="21FBB866" wp14:editId="15890547">
+          <wp:inline distT="0" distB="0" distL="0" distR="0" wp14:anchorId="21FBB866" wp14:editId="08FB8A87">
             <wp:extent cx="5760720" cy="2963545"/>
             <wp:effectExtent l="0" t="0" r="0" b="8255"/>
             <wp:docPr id="7" name="Image 7"/>
@@ -762,7 +768,7 @@
                     </pic:cNvPicPr>
                   </pic:nvPicPr>
                   <pic:blipFill>
-                    <a:blip r:embed="rId10" cstate="print">
+                    <a:blip r:embed="rId11" cstate="print">
                       <a:extLst>
                         <a:ext uri="{28A0092B-C50C-407E-A947-70E740481C1C}">
                           <a14:useLocalDpi xmlns:a14="http://schemas.microsoft.com/office/drawing/2010/main" val="0"/>
@@ -1004,7 +1010,7 @@
                     </pic:cNvPicPr>
                   </pic:nvPicPr>
                   <pic:blipFill>
-                    <a:blip r:embed="rId11">
+                    <a:blip r:embed="rId12">
                       <a:extLst>
                         <a:ext uri="{28A0092B-C50C-407E-A947-70E740481C1C}">
                           <a14:useLocalDpi xmlns:a14="http://schemas.microsoft.com/office/drawing/2010/main" val="0"/>
@@ -1085,7 +1091,7 @@
         </w:rPr>
         <w:lastRenderedPageBreak/>
         <w:drawing>
-          <wp:inline distT="0" distB="0" distL="0" distR="0" wp14:anchorId="175CD702" wp14:editId="73D0BB52">
+          <wp:inline distT="0" distB="0" distL="0" distR="0" wp14:anchorId="175CD702" wp14:editId="548838E5">
             <wp:extent cx="5760720" cy="3034665"/>
             <wp:effectExtent l="0" t="0" r="0" b="0"/>
             <wp:docPr id="10" name="Image 10"/>
@@ -1102,7 +1108,7 @@
                     </pic:cNvPicPr>
                   </pic:nvPicPr>
                   <pic:blipFill>
-                    <a:blip r:embed="rId12" cstate="print">
+                    <a:blip r:embed="rId13" cstate="print">
                       <a:extLst>
                         <a:ext uri="{28A0092B-C50C-407E-A947-70E740481C1C}">
                           <a14:useLocalDpi xmlns:a14="http://schemas.microsoft.com/office/drawing/2010/main" val="0"/>
@@ -1351,7 +1357,7 @@
                     </pic:cNvPicPr>
                   </pic:nvPicPr>
                   <pic:blipFill>
-                    <a:blip r:embed="rId13">
+                    <a:blip r:embed="rId14">
                       <a:extLst>
                         <a:ext uri="{28A0092B-C50C-407E-A947-70E740481C1C}">
                           <a14:useLocalDpi xmlns:a14="http://schemas.microsoft.com/office/drawing/2010/main" val="0"/>
@@ -1609,7 +1615,7 @@
                     </pic:cNvPicPr>
                   </pic:nvPicPr>
                   <pic:blipFill>
-                    <a:blip r:embed="rId14">
+                    <a:blip r:embed="rId15">
                       <a:extLst>
                         <a:ext uri="{28A0092B-C50C-407E-A947-70E740481C1C}">
                           <a14:useLocalDpi xmlns:a14="http://schemas.microsoft.com/office/drawing/2010/main" val="0"/>
@@ -1868,7 +1874,7 @@
                     </pic:cNvPicPr>
                   </pic:nvPicPr>
                   <pic:blipFill>
-                    <a:blip r:embed="rId15">
+                    <a:blip r:embed="rId16">
                       <a:extLst>
                         <a:ext uri="{28A0092B-C50C-407E-A947-70E740481C1C}">
                           <a14:useLocalDpi xmlns:a14="http://schemas.microsoft.com/office/drawing/2010/main" val="0"/>
@@ -2053,15 +2059,1663 @@
     </w:p>
     <w:p>
       <w:pPr>
+        <w:jc w:val="both"/>
+      </w:pPr>
+    </w:p>
+    <w:p>
+      <w:pPr>
+        <w:jc w:val="both"/>
+      </w:pPr>
+      <w:r>
+        <w:t xml:space="preserve">En utilisant l’annexe 2 du TP, on enregistre les valeurs sur </w:t>
+      </w:r>
+      <w:proofErr w:type="spellStart"/>
+      <w:r>
+        <w:t>matlab</w:t>
+      </w:r>
+      <w:proofErr w:type="spellEnd"/>
+      <w:r>
+        <w:t xml:space="preserve"> pour déterminer les paliers haut et bas du couple à différentes vitesse comme montrer ci-dessous pour une vitesse de 100rad/s (figure 10).</w:t>
+      </w:r>
+    </w:p>
+    <w:p>
+      <w:pPr>
+        <w:keepNext/>
+        <w:jc w:val="both"/>
+      </w:pPr>
+      <w:r>
+        <w:rPr>
+          <w:noProof/>
+        </w:rPr>
+        <mc:AlternateContent>
+          <mc:Choice Requires="wps">
+            <w:drawing>
+              <wp:anchor distT="0" distB="0" distL="114300" distR="114300" simplePos="0" relativeHeight="251661312" behindDoc="0" locked="0" layoutInCell="1" allowOverlap="1" wp14:anchorId="554CB69C" wp14:editId="53A660F7">
+                <wp:simplePos x="0" y="0"/>
+                <wp:positionH relativeFrom="column">
+                  <wp:posOffset>2662555</wp:posOffset>
+                </wp:positionH>
+                <wp:positionV relativeFrom="paragraph">
+                  <wp:posOffset>2251710</wp:posOffset>
+                </wp:positionV>
+                <wp:extent cx="1981200" cy="723900"/>
+                <wp:effectExtent l="19050" t="19050" r="19050" b="19050"/>
+                <wp:wrapNone/>
+                <wp:docPr id="15" name="Ellipse 15"/>
+                <wp:cNvGraphicFramePr/>
+                <a:graphic xmlns:a="http://schemas.openxmlformats.org/drawingml/2006/main">
+                  <a:graphicData uri="http://schemas.microsoft.com/office/word/2010/wordprocessingShape">
+                    <wps:wsp>
+                      <wps:cNvSpPr/>
+                      <wps:spPr>
+                        <a:xfrm>
+                          <a:off x="0" y="0"/>
+                          <a:ext cx="1981200" cy="723900"/>
+                        </a:xfrm>
+                        <a:prstGeom prst="ellipse">
+                          <a:avLst/>
+                        </a:prstGeom>
+                        <a:noFill/>
+                        <a:ln w="28575">
+                          <a:solidFill>
+                            <a:srgbClr val="C00000"/>
+                          </a:solidFill>
+                        </a:ln>
+                      </wps:spPr>
+                      <wps:style>
+                        <a:lnRef idx="2">
+                          <a:schemeClr val="accent1">
+                            <a:shade val="15000"/>
+                          </a:schemeClr>
+                        </a:lnRef>
+                        <a:fillRef idx="1">
+                          <a:schemeClr val="accent1"/>
+                        </a:fillRef>
+                        <a:effectRef idx="0">
+                          <a:schemeClr val="accent1"/>
+                        </a:effectRef>
+                        <a:fontRef idx="minor">
+                          <a:schemeClr val="lt1"/>
+                        </a:fontRef>
+                      </wps:style>
+                      <wps:bodyPr rot="0" spcFirstLastPara="0" vertOverflow="overflow" horzOverflow="overflow" vert="horz" wrap="square" lIns="91440" tIns="45720" rIns="91440" bIns="45720" numCol="1" spcCol="0" rtlCol="0" fromWordArt="0" anchor="ctr" anchorCtr="0" forceAA="0" compatLnSpc="1">
+                        <a:prstTxWarp prst="textNoShape">
+                          <a:avLst/>
+                        </a:prstTxWarp>
+                        <a:noAutofit/>
+                      </wps:bodyPr>
+                    </wps:wsp>
+                  </a:graphicData>
+                </a:graphic>
+                <wp14:sizeRelV relativeFrom="margin">
+                  <wp14:pctHeight>0</wp14:pctHeight>
+                </wp14:sizeRelV>
+              </wp:anchor>
+            </w:drawing>
+          </mc:Choice>
+          <mc:Fallback>
+            <w:pict>
+              <v:oval w14:anchorId="649ACE27" id="Ellipse 15" o:spid="_x0000_s1026" style="position:absolute;margin-left:209.65pt;margin-top:177.3pt;width:156pt;height:57pt;z-index:251661312;visibility:visible;mso-wrap-style:square;mso-height-percent:0;mso-wrap-distance-left:9pt;mso-wrap-distance-top:0;mso-wrap-distance-right:9pt;mso-wrap-distance-bottom:0;mso-position-horizontal:absolute;mso-position-horizontal-relative:text;mso-position-vertical:absolute;mso-position-vertical-relative:text;mso-height-percent:0;mso-height-relative:margin;v-text-anchor:middle" o:gfxdata="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" filled="f" strokecolor="#c00000" strokeweight="2.25pt">
+                <v:stroke joinstyle="miter"/>
+              </v:oval>
+            </w:pict>
+          </mc:Fallback>
+        </mc:AlternateContent>
+      </w:r>
+      <w:r>
+        <w:rPr>
+          <w:noProof/>
+        </w:rPr>
+        <mc:AlternateContent>
+          <mc:Choice Requires="wps">
+            <w:drawing>
+              <wp:anchor distT="0" distB="0" distL="114300" distR="114300" simplePos="0" relativeHeight="251659264" behindDoc="0" locked="0" layoutInCell="1" allowOverlap="1" wp14:anchorId="30ECBC11" wp14:editId="4A0CB932">
+                <wp:simplePos x="0" y="0"/>
+                <wp:positionH relativeFrom="column">
+                  <wp:posOffset>643255</wp:posOffset>
+                </wp:positionH>
+                <wp:positionV relativeFrom="paragraph">
+                  <wp:posOffset>594360</wp:posOffset>
+                </wp:positionV>
+                <wp:extent cx="1981200" cy="723900"/>
+                <wp:effectExtent l="19050" t="19050" r="19050" b="19050"/>
+                <wp:wrapNone/>
+                <wp:docPr id="14" name="Ellipse 14"/>
+                <wp:cNvGraphicFramePr/>
+                <a:graphic xmlns:a="http://schemas.openxmlformats.org/drawingml/2006/main">
+                  <a:graphicData uri="http://schemas.microsoft.com/office/word/2010/wordprocessingShape">
+                    <wps:wsp>
+                      <wps:cNvSpPr/>
+                      <wps:spPr>
+                        <a:xfrm>
+                          <a:off x="0" y="0"/>
+                          <a:ext cx="1981200" cy="723900"/>
+                        </a:xfrm>
+                        <a:prstGeom prst="ellipse">
+                          <a:avLst/>
+                        </a:prstGeom>
+                        <a:noFill/>
+                        <a:ln w="28575">
+                          <a:solidFill>
+                            <a:srgbClr val="C00000"/>
+                          </a:solidFill>
+                        </a:ln>
+                      </wps:spPr>
+                      <wps:style>
+                        <a:lnRef idx="2">
+                          <a:schemeClr val="accent1">
+                            <a:shade val="15000"/>
+                          </a:schemeClr>
+                        </a:lnRef>
+                        <a:fillRef idx="1">
+                          <a:schemeClr val="accent1"/>
+                        </a:fillRef>
+                        <a:effectRef idx="0">
+                          <a:schemeClr val="accent1"/>
+                        </a:effectRef>
+                        <a:fontRef idx="minor">
+                          <a:schemeClr val="lt1"/>
+                        </a:fontRef>
+                      </wps:style>
+                      <wps:bodyPr rot="0" spcFirstLastPara="0" vertOverflow="overflow" horzOverflow="overflow" vert="horz" wrap="square" lIns="91440" tIns="45720" rIns="91440" bIns="45720" numCol="1" spcCol="0" rtlCol="0" fromWordArt="0" anchor="ctr" anchorCtr="0" forceAA="0" compatLnSpc="1">
+                        <a:prstTxWarp prst="textNoShape">
+                          <a:avLst/>
+                        </a:prstTxWarp>
+                        <a:noAutofit/>
+                      </wps:bodyPr>
+                    </wps:wsp>
+                  </a:graphicData>
+                </a:graphic>
+                <wp14:sizeRelV relativeFrom="margin">
+                  <wp14:pctHeight>0</wp14:pctHeight>
+                </wp14:sizeRelV>
+              </wp:anchor>
+            </w:drawing>
+          </mc:Choice>
+          <mc:Fallback>
+            <w:pict>
+              <v:oval w14:anchorId="16789DC1" id="Ellipse 14" o:spid="_x0000_s1026" style="position:absolute;margin-left:50.65pt;margin-top:46.8pt;width:156pt;height:57pt;z-index:251659264;visibility:visible;mso-wrap-style:square;mso-height-percent:0;mso-wrap-distance-left:9pt;mso-wrap-distance-top:0;mso-wrap-distance-right:9pt;mso-wrap-distance-bottom:0;mso-position-horizontal:absolute;mso-position-horizontal-relative:text;mso-position-vertical:absolute;mso-position-vertical-relative:text;mso-height-percent:0;mso-height-relative:margin;v-text-anchor:middle" o:gfxdata="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" filled="f" strokecolor="#c00000" strokeweight="2.25pt">
+                <v:stroke joinstyle="miter"/>
+              </v:oval>
+            </w:pict>
+          </mc:Fallback>
+        </mc:AlternateContent>
+      </w:r>
+      <w:r>
+        <w:drawing>
+          <wp:inline distT="0" distB="0" distL="0" distR="0" wp14:anchorId="3E38F64F" wp14:editId="55A78C1D">
+            <wp:extent cx="5760720" cy="3155315"/>
+            <wp:effectExtent l="0" t="0" r="0" b="6985"/>
+            <wp:docPr id="3" name="Image 3"/>
+            <wp:cNvGraphicFramePr>
+              <a:graphicFrameLocks xmlns:a="http://schemas.openxmlformats.org/drawingml/2006/main" noChangeAspect="1"/>
+            </wp:cNvGraphicFramePr>
+            <a:graphic xmlns:a="http://schemas.openxmlformats.org/drawingml/2006/main">
+              <a:graphicData uri="http://schemas.openxmlformats.org/drawingml/2006/picture">
+                <pic:pic xmlns:pic="http://schemas.openxmlformats.org/drawingml/2006/picture">
+                  <pic:nvPicPr>
+                    <pic:cNvPr id="1" name=""/>
+                    <pic:cNvPicPr/>
+                  </pic:nvPicPr>
+                  <pic:blipFill>
+                    <a:blip r:embed="rId17"/>
+                    <a:stretch>
+                      <a:fillRect/>
+                    </a:stretch>
+                  </pic:blipFill>
+                  <pic:spPr>
+                    <a:xfrm>
+                      <a:off x="0" y="0"/>
+                      <a:ext cx="5760720" cy="3155315"/>
+                    </a:xfrm>
+                    <a:prstGeom prst="rect">
+                      <a:avLst/>
+                    </a:prstGeom>
+                  </pic:spPr>
+                </pic:pic>
+              </a:graphicData>
+            </a:graphic>
+          </wp:inline>
+        </w:drawing>
+      </w:r>
+    </w:p>
+    <w:p>
+      <w:pPr>
+        <w:pStyle w:val="Lgende"/>
+        <w:jc w:val="center"/>
+      </w:pPr>
+      <w:r>
+        <w:t xml:space="preserve">Figure </w:t>
+      </w:r>
+      <w:r>
+        <w:fldChar w:fldCharType="begin"/>
+      </w:r>
+      <w:r>
+        <w:instrText xml:space="preserve"> SEQ Figure \* ARABIC </w:instrText>
+      </w:r>
+      <w:r>
+        <w:fldChar w:fldCharType="separate"/>
+      </w:r>
+      <w:r>
+        <w:rPr>
+          <w:noProof/>
+        </w:rPr>
+        <w:t>10</w:t>
+      </w:r>
+      <w:r>
+        <w:fldChar w:fldCharType="end"/>
+      </w:r>
+      <w:r>
+        <w:t xml:space="preserve"> : Graphe des paliers haut et bas pour 100rad/s</w:t>
+      </w:r>
+    </w:p>
+    <w:p>
+      <w:pPr>
         <w:ind w:left="360"/>
         <w:jc w:val="both"/>
       </w:pPr>
     </w:p>
     <w:p>
       <w:pPr>
-        <w:ind w:left="360"/>
-        <w:jc w:val="both"/>
-      </w:pPr>
+        <w:jc w:val="both"/>
+      </w:pPr>
+      <w:r>
+        <w:t>On obtient ensuite le tableau ci-dessous (Tableau 2) :</w:t>
+      </w:r>
+    </w:p>
+    <w:p>
+      <w:pPr>
+        <w:pStyle w:val="Lgende"/>
+        <w:keepNext/>
+        <w:jc w:val="center"/>
+      </w:pPr>
+      <w:r>
+        <w:lastRenderedPageBreak/>
+        <w:t xml:space="preserve">Tableau </w:t>
+      </w:r>
+      <w:r>
+        <w:fldChar w:fldCharType="begin"/>
+      </w:r>
+      <w:r>
+        <w:instrText xml:space="preserve"> SEQ Tableau \* ARABIC </w:instrText>
+      </w:r>
+      <w:r>
+        <w:fldChar w:fldCharType="separate"/>
+      </w:r>
+      <w:r>
+        <w:rPr>
+          <w:noProof/>
+        </w:rPr>
+        <w:t>2</w:t>
+      </w:r>
+      <w:r>
+        <w:fldChar w:fldCharType="end"/>
+      </w:r>
+      <w:r>
+        <w:t xml:space="preserve"> : Tableau des paliers obtenus en fonction de la vitesse du moteur</w:t>
+      </w:r>
+    </w:p>
+    <w:p>
+      <w:pPr>
+        <w:jc w:val="center"/>
+      </w:pPr>
+      <w:r>
+        <w:drawing>
+          <wp:inline distT="0" distB="0" distL="0" distR="0" wp14:anchorId="27C94BB9" wp14:editId="706AB08D">
+            <wp:extent cx="1971950" cy="2067213"/>
+            <wp:effectExtent l="0" t="0" r="9525" b="9525"/>
+            <wp:docPr id="16" name="Image 16"/>
+            <wp:cNvGraphicFramePr>
+              <a:graphicFrameLocks xmlns:a="http://schemas.openxmlformats.org/drawingml/2006/main" noChangeAspect="1"/>
+            </wp:cNvGraphicFramePr>
+            <a:graphic xmlns:a="http://schemas.openxmlformats.org/drawingml/2006/main">
+              <a:graphicData uri="http://schemas.openxmlformats.org/drawingml/2006/picture">
+                <pic:pic xmlns:pic="http://schemas.openxmlformats.org/drawingml/2006/picture">
+                  <pic:nvPicPr>
+                    <pic:cNvPr id="1" name=""/>
+                    <pic:cNvPicPr/>
+                  </pic:nvPicPr>
+                  <pic:blipFill>
+                    <a:blip r:embed="rId18"/>
+                    <a:stretch>
+                      <a:fillRect/>
+                    </a:stretch>
+                  </pic:blipFill>
+                  <pic:spPr>
+                    <a:xfrm>
+                      <a:off x="0" y="0"/>
+                      <a:ext cx="1971950" cy="2067213"/>
+                    </a:xfrm>
+                    <a:prstGeom prst="rect">
+                      <a:avLst/>
+                    </a:prstGeom>
+                  </pic:spPr>
+                </pic:pic>
+              </a:graphicData>
+            </a:graphic>
+          </wp:inline>
+        </w:drawing>
+      </w:r>
+    </w:p>
+    <w:p>
+      <w:r>
+        <w:t>On trace ensuite le couple en fonction de la vitesse du moteur </w:t>
+      </w:r>
+      <w:r>
+        <w:t>(Figure 11) :</w:t>
+      </w:r>
+    </w:p>
+    <w:p/>
+    <w:p>
+      <w:pPr>
+        <w:keepNext/>
+        <w:jc w:val="center"/>
+      </w:pPr>
+      <w:r>
+        <w:drawing>
+          <wp:inline distT="0" distB="0" distL="0" distR="0" wp14:anchorId="2AA534E3" wp14:editId="1EEAC05C">
+            <wp:extent cx="5001323" cy="3238952"/>
+            <wp:effectExtent l="0" t="0" r="8890" b="0"/>
+            <wp:docPr id="17" name="Image 17"/>
+            <wp:cNvGraphicFramePr>
+              <a:graphicFrameLocks xmlns:a="http://schemas.openxmlformats.org/drawingml/2006/main" noChangeAspect="1"/>
+            </wp:cNvGraphicFramePr>
+            <a:graphic xmlns:a="http://schemas.openxmlformats.org/drawingml/2006/main">
+              <a:graphicData uri="http://schemas.openxmlformats.org/drawingml/2006/picture">
+                <pic:pic xmlns:pic="http://schemas.openxmlformats.org/drawingml/2006/picture">
+                  <pic:nvPicPr>
+                    <pic:cNvPr id="1" name=""/>
+                    <pic:cNvPicPr/>
+                  </pic:nvPicPr>
+                  <pic:blipFill>
+                    <a:blip r:embed="rId19"/>
+                    <a:stretch>
+                      <a:fillRect/>
+                    </a:stretch>
+                  </pic:blipFill>
+                  <pic:spPr>
+                    <a:xfrm>
+                      <a:off x="0" y="0"/>
+                      <a:ext cx="5001323" cy="3238952"/>
+                    </a:xfrm>
+                    <a:prstGeom prst="rect">
+                      <a:avLst/>
+                    </a:prstGeom>
+                  </pic:spPr>
+                </pic:pic>
+              </a:graphicData>
+            </a:graphic>
+          </wp:inline>
+        </w:drawing>
+      </w:r>
+    </w:p>
+    <w:p>
+      <w:pPr>
+        <w:pStyle w:val="Lgende"/>
+        <w:jc w:val="center"/>
+      </w:pPr>
+      <w:r>
+        <w:t xml:space="preserve">Figure </w:t>
+      </w:r>
+      <w:r>
+        <w:fldChar w:fldCharType="begin"/>
+      </w:r>
+      <w:r>
+        <w:instrText xml:space="preserve"> SEQ Figure \* ARABIC </w:instrText>
+      </w:r>
+      <w:r>
+        <w:fldChar w:fldCharType="separate"/>
+      </w:r>
+      <w:r>
+        <w:rPr>
+          <w:noProof/>
+        </w:rPr>
+        <w:t>11</w:t>
+      </w:r>
+      <w:r>
+        <w:fldChar w:fldCharType="end"/>
+      </w:r>
+      <w:r>
+        <w:t xml:space="preserve"> : Couple en fonction de la vitesse</w:t>
+      </w:r>
+    </w:p>
+    <w:p>
+      <w:r>
+        <w:t xml:space="preserve"> </w:t>
+      </w:r>
+      <w:r>
+        <w:t>L’équation de la fonction représentée nous donne l’ordonnée à l’origine :</w:t>
+      </w:r>
+    </w:p>
+    <w:p>
+      <w:pPr>
+        <w:jc w:val="center"/>
+      </w:pPr>
+      <w:proofErr w:type="spellStart"/>
+      <w:r>
+        <w:t>Cgrav</w:t>
+      </w:r>
+      <w:proofErr w:type="spellEnd"/>
+      <w:r>
+        <w:t xml:space="preserve"> = 0,5079</w:t>
+      </w:r>
+    </w:p>
+    <w:p>
+      <w:pPr>
+        <w:jc w:val="both"/>
+      </w:pPr>
+      <w:r>
+        <w:t>Cette valeur représente donc la valeur du couple à vitesse nulle, c’est-à-dire la valeur du couple dû à la gravité.</w:t>
+      </w:r>
+      <w:r>
+        <w:t xml:space="preserve"> </w:t>
+      </w:r>
+      <w:r>
+        <w:t>On trac</w:t>
+      </w:r>
+      <w:r>
+        <w:t>e</w:t>
+      </w:r>
+      <w:r>
+        <w:t xml:space="preserve"> ensuite la courbe</w:t>
+      </w:r>
+      <w:r>
+        <w:t xml:space="preserve"> </w:t>
+      </w:r>
+      <w:r>
+        <w:t>(</w:t>
+      </w:r>
+      <w:r>
+        <w:t>C-</w:t>
+      </w:r>
+      <w:proofErr w:type="spellStart"/>
+      <w:r>
+        <w:t>Cgrav</w:t>
+      </w:r>
+      <w:proofErr w:type="spellEnd"/>
+      <w:r>
+        <w:t xml:space="preserve">) </w:t>
+      </w:r>
+      <w:r>
+        <w:t>=</w:t>
+      </w:r>
+      <w:r>
+        <w:t xml:space="preserve"> </w:t>
+      </w:r>
+      <w:r>
+        <w:t>f(Vitesse)</w:t>
+      </w:r>
+      <w:r>
+        <w:t xml:space="preserve"> pour obtenir les frottements du système étudiés (Figure 12).</w:t>
+      </w:r>
+    </w:p>
+    <w:p>
+      <w:pPr>
+        <w:jc w:val="both"/>
+      </w:pPr>
+    </w:p>
+    <w:p>
+      <w:pPr>
+        <w:keepNext/>
+        <w:jc w:val="center"/>
+      </w:pPr>
+      <w:r>
+        <w:lastRenderedPageBreak/>
+        <w:drawing>
+          <wp:inline distT="0" distB="0" distL="0" distR="0" wp14:anchorId="5AEB0AF8" wp14:editId="351310AF">
+            <wp:extent cx="4677428" cy="3248478"/>
+            <wp:effectExtent l="0" t="0" r="8890" b="9525"/>
+            <wp:docPr id="18" name="Image 18"/>
+            <wp:cNvGraphicFramePr>
+              <a:graphicFrameLocks xmlns:a="http://schemas.openxmlformats.org/drawingml/2006/main" noChangeAspect="1"/>
+            </wp:cNvGraphicFramePr>
+            <a:graphic xmlns:a="http://schemas.openxmlformats.org/drawingml/2006/main">
+              <a:graphicData uri="http://schemas.openxmlformats.org/drawingml/2006/picture">
+                <pic:pic xmlns:pic="http://schemas.openxmlformats.org/drawingml/2006/picture">
+                  <pic:nvPicPr>
+                    <pic:cNvPr id="1" name=""/>
+                    <pic:cNvPicPr/>
+                  </pic:nvPicPr>
+                  <pic:blipFill>
+                    <a:blip r:embed="rId20"/>
+                    <a:stretch>
+                      <a:fillRect/>
+                    </a:stretch>
+                  </pic:blipFill>
+                  <pic:spPr>
+                    <a:xfrm>
+                      <a:off x="0" y="0"/>
+                      <a:ext cx="4677428" cy="3248478"/>
+                    </a:xfrm>
+                    <a:prstGeom prst="rect">
+                      <a:avLst/>
+                    </a:prstGeom>
+                  </pic:spPr>
+                </pic:pic>
+              </a:graphicData>
+            </a:graphic>
+          </wp:inline>
+        </w:drawing>
+      </w:r>
+    </w:p>
+    <w:p>
+      <w:pPr>
+        <w:pStyle w:val="Lgende"/>
+        <w:jc w:val="center"/>
+      </w:pPr>
+      <w:r>
+        <w:t xml:space="preserve">Figure </w:t>
+      </w:r>
+      <w:r>
+        <w:fldChar w:fldCharType="begin"/>
+      </w:r>
+      <w:r>
+        <w:instrText xml:space="preserve"> SEQ Figure \* ARABIC </w:instrText>
+      </w:r>
+      <w:r>
+        <w:fldChar w:fldCharType="separate"/>
+      </w:r>
+      <w:r>
+        <w:rPr>
+          <w:noProof/>
+        </w:rPr>
+        <w:t>12</w:t>
+      </w:r>
+      <w:r>
+        <w:fldChar w:fldCharType="end"/>
+      </w:r>
+      <w:r>
+        <w:t xml:space="preserve"> : Couple sans gravité en fonction de la vitesse</w:t>
+      </w:r>
+    </w:p>
+    <w:p/>
+    <w:p>
+      <w:r>
+        <w:t>D’après les mesures, on obtient la courbe de tendance d’équation :</w:t>
+      </w:r>
+    </w:p>
+    <w:p>
+      <w:pPr>
+        <w:jc w:val="center"/>
+        <w:rPr>
+          <w:lang w:val="en-US"/>
+        </w:rPr>
+      </w:pPr>
+      <w:r>
+        <w:rPr>
+          <w:lang w:val="en-US"/>
+        </w:rPr>
+        <w:t>y = 0,0026x + 0,3021</w:t>
+      </w:r>
+      <w:r>
+        <w:rPr>
+          <w:lang w:val="en-US"/>
+        </w:rPr>
+        <w:t xml:space="preserve"> = &gt; C – </w:t>
+      </w:r>
+      <w:proofErr w:type="spellStart"/>
+      <w:r>
+        <w:rPr>
+          <w:lang w:val="en-US"/>
+        </w:rPr>
+        <w:t>Cgrav</w:t>
+      </w:r>
+      <w:proofErr w:type="spellEnd"/>
+      <w:r>
+        <w:rPr>
+          <w:lang w:val="en-US"/>
+        </w:rPr>
+        <w:t xml:space="preserve"> = f * V + fs</w:t>
+      </w:r>
+    </w:p>
+    <w:p>
+      <w:pPr>
+        <w:jc w:val="both"/>
+        <w:rPr>
+          <w:lang w:val="en-US"/>
+        </w:rPr>
+      </w:pPr>
+      <w:r>
+        <w:rPr>
+          <w:lang w:val="en-US"/>
+        </w:rPr>
+        <w:t>Avec :</w:t>
+      </w:r>
+    </w:p>
+    <w:p>
+      <w:pPr>
+        <w:pStyle w:val="Paragraphedeliste"/>
+        <w:numPr>
+          <w:ilvl w:val="0"/>
+          <w:numId w:val="10"/>
+        </w:numPr>
+        <w:jc w:val="both"/>
+      </w:pPr>
+      <w:r>
+        <w:rPr>
+          <w:lang w:val="en-US"/>
+        </w:rPr>
+        <w:t>L</w:t>
+      </w:r>
+      <w:r>
+        <w:rPr>
+          <w:lang w:val="en-US"/>
+        </w:rPr>
+        <w:t xml:space="preserve">e </w:t>
+      </w:r>
+      <w:r>
+        <w:rPr>
+          <w:lang w:val="en-US"/>
+        </w:rPr>
+        <w:t xml:space="preserve">coefficient de </w:t>
+      </w:r>
+      <w:proofErr w:type="spellStart"/>
+      <w:r>
+        <w:rPr>
+          <w:lang w:val="en-US"/>
+        </w:rPr>
+        <w:t>frottements</w:t>
+      </w:r>
+      <w:proofErr w:type="spellEnd"/>
+      <w:r>
+        <w:rPr>
+          <w:lang w:val="en-US"/>
+        </w:rPr>
+        <w:t xml:space="preserve"> </w:t>
+      </w:r>
+      <w:proofErr w:type="spellStart"/>
+      <w:r>
+        <w:rPr>
+          <w:lang w:val="en-US"/>
+        </w:rPr>
+        <w:t>visqueux</w:t>
+      </w:r>
+      <w:proofErr w:type="spellEnd"/>
+      <w:r>
+        <w:rPr>
+          <w:lang w:val="en-US"/>
+        </w:rPr>
+        <w:t xml:space="preserve"> : f = 0,0026 </w:t>
+      </w:r>
+    </w:p>
+    <w:p>
+      <w:pPr>
+        <w:pStyle w:val="Paragraphedeliste"/>
+        <w:numPr>
+          <w:ilvl w:val="0"/>
+          <w:numId w:val="10"/>
+        </w:numPr>
+        <w:jc w:val="both"/>
+      </w:pPr>
+      <w:r>
+        <w:rPr>
+          <w:lang w:val="en-US"/>
+        </w:rPr>
+        <w:t>L</w:t>
+      </w:r>
+      <w:r>
+        <w:rPr>
+          <w:lang w:val="en-US"/>
+        </w:rPr>
+        <w:t xml:space="preserve">e coefficient de </w:t>
+      </w:r>
+      <w:proofErr w:type="spellStart"/>
+      <w:r>
+        <w:rPr>
+          <w:lang w:val="en-US"/>
+        </w:rPr>
+        <w:t>frottements</w:t>
+      </w:r>
+      <w:proofErr w:type="spellEnd"/>
+      <w:r>
+        <w:rPr>
+          <w:lang w:val="en-US"/>
+        </w:rPr>
+        <w:t xml:space="preserve"> secs</w:t>
+      </w:r>
+      <w:r>
+        <w:rPr>
+          <w:lang w:val="en-US"/>
+        </w:rPr>
+        <w:t xml:space="preserve"> : f</w:t>
+      </w:r>
+      <w:r>
+        <w:rPr>
+          <w:lang w:val="en-US"/>
+        </w:rPr>
+        <w:t>s</w:t>
+      </w:r>
+      <w:r>
+        <w:rPr>
+          <w:lang w:val="en-US"/>
+        </w:rPr>
+        <w:t xml:space="preserve"> = 0,0</w:t>
+      </w:r>
+      <w:r>
+        <w:rPr>
+          <w:lang w:val="en-US"/>
+        </w:rPr>
+        <w:t>3021</w:t>
+      </w:r>
+      <w:r>
+        <w:rPr>
+          <w:lang w:val="en-US"/>
+        </w:rPr>
+        <w:t xml:space="preserve"> </w:t>
+      </w:r>
+    </w:p>
+    <w:p>
+      <w:pPr>
+        <w:jc w:val="both"/>
+      </w:pPr>
+    </w:p>
+    <w:p>
+      <w:r>
+        <w:t>En utilisant l’instruction :</w:t>
+      </w:r>
+    </w:p>
+    <w:p>
+      <w:pPr>
+        <w:jc w:val="center"/>
+      </w:pPr>
+      <w:r>
+        <w:t>«</w:t>
+      </w:r>
+      <w:r>
+        <w:rPr>
+          <w:b/>
+          <w:bCs/>
+        </w:rPr>
+        <w:t> p</w:t>
+      </w:r>
+      <w:r>
+        <w:rPr>
+          <w:b/>
+          <w:bCs/>
+        </w:rPr>
+        <w:t>lot(</w:t>
+      </w:r>
+      <w:proofErr w:type="spellStart"/>
+      <w:r>
+        <w:rPr>
+          <w:b/>
+          <w:bCs/>
+        </w:rPr>
+        <w:t>ms,torquesetpointNm</w:t>
+      </w:r>
+      <w:proofErr w:type="spellEnd"/>
+      <w:r>
+        <w:rPr>
+          <w:b/>
+          <w:bCs/>
+        </w:rPr>
+        <w:t>-f*speed1rads-</w:t>
+      </w:r>
+      <w:r>
+        <w:rPr>
+          <w:b/>
+          <w:bCs/>
+        </w:rPr>
+        <w:t xml:space="preserve"> </w:t>
+      </w:r>
+      <w:proofErr w:type="spellStart"/>
+      <w:r>
+        <w:rPr>
+          <w:b/>
+          <w:bCs/>
+        </w:rPr>
+        <w:t>fs</w:t>
+      </w:r>
+      <w:proofErr w:type="spellEnd"/>
+      <w:r>
+        <w:rPr>
+          <w:b/>
+          <w:bCs/>
+        </w:rPr>
+        <w:t>*</w:t>
+      </w:r>
+      <w:proofErr w:type="spellStart"/>
+      <w:r>
+        <w:rPr>
+          <w:b/>
+          <w:bCs/>
+        </w:rPr>
+        <w:t>sign</w:t>
+      </w:r>
+      <w:proofErr w:type="spellEnd"/>
+      <w:r>
+        <w:rPr>
+          <w:b/>
+          <w:bCs/>
+        </w:rPr>
+        <w:t>(speed1rads)-</w:t>
+      </w:r>
+      <w:proofErr w:type="spellStart"/>
+      <w:r>
+        <w:rPr>
+          <w:b/>
+          <w:bCs/>
+        </w:rPr>
+        <w:t>Cgrav</w:t>
+      </w:r>
+      <w:proofErr w:type="spellEnd"/>
+      <w:r>
+        <w:rPr>
+          <w:b/>
+          <w:bCs/>
+        </w:rPr>
+        <w:t>)</w:t>
+      </w:r>
+      <w:r>
+        <w:rPr>
+          <w:b/>
+          <w:bCs/>
+        </w:rPr>
+        <w:t> </w:t>
+      </w:r>
+      <w:r>
+        <w:t>»</w:t>
+      </w:r>
+    </w:p>
+    <w:p>
+      <w:pPr>
+        <w:jc w:val="both"/>
+      </w:pPr>
+    </w:p>
+    <w:p>
+      <w:pPr>
+        <w:jc w:val="both"/>
+      </w:pPr>
+      <w:r>
+        <w:t>On obtient le graphique du couple d’accélération (Figure 13) :</w:t>
+      </w:r>
+    </w:p>
+    <w:p>
+      <w:pPr>
+        <w:keepNext/>
+        <w:jc w:val="both"/>
+      </w:pPr>
+      <w:r>
+        <w:rPr>
+          <w:b/>
+          <w:bCs/>
+        </w:rPr>
+        <w:lastRenderedPageBreak/>
+        <w:drawing>
+          <wp:anchor distT="0" distB="0" distL="114300" distR="114300" simplePos="0" relativeHeight="251662336" behindDoc="0" locked="0" layoutInCell="1" allowOverlap="1" wp14:anchorId="77E8F1FA" wp14:editId="70C8F775">
+            <wp:simplePos x="0" y="0"/>
+            <wp:positionH relativeFrom="margin">
+              <wp:posOffset>-674370</wp:posOffset>
+            </wp:positionH>
+            <wp:positionV relativeFrom="paragraph">
+              <wp:posOffset>-61595</wp:posOffset>
+            </wp:positionV>
+            <wp:extent cx="7147822" cy="3848100"/>
+            <wp:effectExtent l="0" t="0" r="0" b="0"/>
+            <wp:wrapNone/>
+            <wp:docPr id="19" name="Image 19"/>
+            <wp:cNvGraphicFramePr>
+              <a:graphicFrameLocks xmlns:a="http://schemas.openxmlformats.org/drawingml/2006/main" noChangeAspect="1"/>
+            </wp:cNvGraphicFramePr>
+            <a:graphic xmlns:a="http://schemas.openxmlformats.org/drawingml/2006/main">
+              <a:graphicData uri="http://schemas.openxmlformats.org/drawingml/2006/picture">
+                <pic:pic xmlns:pic="http://schemas.openxmlformats.org/drawingml/2006/picture">
+                  <pic:nvPicPr>
+                    <pic:cNvPr id="1" name=""/>
+                    <pic:cNvPicPr/>
+                  </pic:nvPicPr>
+                  <pic:blipFill>
+                    <a:blip r:embed="rId21">
+                      <a:extLst>
+                        <a:ext uri="{28A0092B-C50C-407E-A947-70E740481C1C}">
+                          <a14:useLocalDpi xmlns:a14="http://schemas.microsoft.com/office/drawing/2010/main" val="0"/>
+                        </a:ext>
+                      </a:extLst>
+                    </a:blip>
+                    <a:stretch>
+                      <a:fillRect/>
+                    </a:stretch>
+                  </pic:blipFill>
+                  <pic:spPr>
+                    <a:xfrm>
+                      <a:off x="0" y="0"/>
+                      <a:ext cx="7147822" cy="3848100"/>
+                    </a:xfrm>
+                    <a:prstGeom prst="rect">
+                      <a:avLst/>
+                    </a:prstGeom>
+                  </pic:spPr>
+                </pic:pic>
+              </a:graphicData>
+            </a:graphic>
+            <wp14:sizeRelH relativeFrom="margin">
+              <wp14:pctWidth>0</wp14:pctWidth>
+            </wp14:sizeRelH>
+            <wp14:sizeRelV relativeFrom="margin">
+              <wp14:pctHeight>0</wp14:pctHeight>
+            </wp14:sizeRelV>
+          </wp:anchor>
+        </w:drawing>
+      </w:r>
+    </w:p>
+    <w:p>
+      <w:pPr>
+        <w:keepNext/>
+        <w:jc w:val="both"/>
+      </w:pPr>
+    </w:p>
+    <w:p>
+      <w:pPr>
+        <w:keepNext/>
+        <w:jc w:val="both"/>
+      </w:pPr>
+    </w:p>
+    <w:p>
+      <w:pPr>
+        <w:keepNext/>
+        <w:jc w:val="both"/>
+      </w:pPr>
+    </w:p>
+    <w:p>
+      <w:pPr>
+        <w:keepNext/>
+        <w:jc w:val="both"/>
+      </w:pPr>
+    </w:p>
+    <w:p>
+      <w:pPr>
+        <w:keepNext/>
+        <w:jc w:val="both"/>
+      </w:pPr>
+    </w:p>
+    <w:p>
+      <w:pPr>
+        <w:pStyle w:val="Lgende"/>
+        <w:jc w:val="center"/>
+      </w:pPr>
+    </w:p>
+    <w:p>
+      <w:pPr>
+        <w:pStyle w:val="Lgende"/>
+        <w:jc w:val="center"/>
+      </w:pPr>
+    </w:p>
+    <w:p>
+      <w:pPr>
+        <w:pStyle w:val="Lgende"/>
+        <w:jc w:val="center"/>
+      </w:pPr>
+    </w:p>
+    <w:p>
+      <w:pPr>
+        <w:pStyle w:val="Lgende"/>
+        <w:jc w:val="center"/>
+      </w:pPr>
+    </w:p>
+    <w:p>
+      <w:pPr>
+        <w:pStyle w:val="Lgende"/>
+        <w:jc w:val="center"/>
+      </w:pPr>
+    </w:p>
+    <w:p>
+      <w:pPr>
+        <w:pStyle w:val="Lgende"/>
+        <w:jc w:val="center"/>
+      </w:pPr>
+    </w:p>
+    <w:p>
+      <w:pPr>
+        <w:pStyle w:val="Lgende"/>
+        <w:jc w:val="center"/>
+      </w:pPr>
+    </w:p>
+    <w:p>
+      <w:pPr>
+        <w:pStyle w:val="Lgende"/>
+        <w:jc w:val="center"/>
+      </w:pPr>
+    </w:p>
+    <w:p>
+      <w:pPr>
+        <w:pStyle w:val="Lgende"/>
+        <w:jc w:val="center"/>
+        <w:rPr>
+          <w:b/>
+          <w:bCs/>
+        </w:rPr>
+      </w:pPr>
+      <w:r>
+        <w:t xml:space="preserve"> </w:t>
+      </w:r>
+      <w:r>
+        <w:t xml:space="preserve">Figure </w:t>
+      </w:r>
+      <w:r>
+        <w:fldChar w:fldCharType="begin"/>
+      </w:r>
+      <w:r>
+        <w:instrText xml:space="preserve"> SEQ Figure \* ARABIC </w:instrText>
+      </w:r>
+      <w:r>
+        <w:fldChar w:fldCharType="separate"/>
+      </w:r>
+      <w:r>
+        <w:rPr>
+          <w:noProof/>
+        </w:rPr>
+        <w:t>13</w:t>
+      </w:r>
+      <w:r>
+        <w:fldChar w:fldCharType="end"/>
+      </w:r>
+      <w:r>
+        <w:t xml:space="preserve"> : Couple d'accélération</w:t>
+      </w:r>
+    </w:p>
+    <w:p>
+      <w:pPr>
+        <w:jc w:val="both"/>
+      </w:pPr>
+      <w:r>
+        <w:t>On remarque bien 4 paliers d’accélération et par lecture graphique, on peut supposer que la valeur moyenne du couple d’accélération est :</w:t>
+      </w:r>
+    </w:p>
+    <w:p>
+      <w:pPr>
+        <w:jc w:val="center"/>
+        <w:rPr>
+          <w:b/>
+          <w:bCs/>
+        </w:rPr>
+      </w:pPr>
+      <w:r>
+        <w:rPr>
+          <w:b/>
+          <w:bCs/>
+        </w:rPr>
+        <w:t xml:space="preserve">Ca = </w:t>
+      </w:r>
+      <w:r>
+        <w:rPr>
+          <w:b/>
+          <w:bCs/>
+        </w:rPr>
+        <w:t>0.1 Nm</w:t>
+      </w:r>
+    </w:p>
+    <w:p>
+      <w:pPr>
+        <w:jc w:val="both"/>
+      </w:pPr>
+      <w:r>
+        <w:t>La valeur totale de l’inertie étant donc :</w:t>
+      </w:r>
+    </w:p>
+    <w:p>
+      <w:pPr>
+        <w:jc w:val="center"/>
+        <w:rPr>
+          <w:b/>
+          <w:bCs/>
+        </w:rPr>
+      </w:pPr>
+      <w:proofErr w:type="spellStart"/>
+      <w:r>
+        <w:rPr>
+          <w:b/>
+          <w:bCs/>
+        </w:rPr>
+        <w:t>Jtot</w:t>
+      </w:r>
+      <w:proofErr w:type="spellEnd"/>
+      <w:r>
+        <w:rPr>
+          <w:b/>
+          <w:bCs/>
+        </w:rPr>
+        <w:t xml:space="preserve"> = Ca/100 = 0.1/100 = 0.001 kg.m²</w:t>
+      </w:r>
+    </w:p>
+    <w:p>
+      <w:pPr>
+        <w:jc w:val="both"/>
+      </w:pPr>
+      <w:r>
+        <w:t>On implémente le réglage suivant dans le programme :</w:t>
+      </w:r>
+    </w:p>
+    <w:p>
+      <w:pPr>
+        <w:pStyle w:val="Paragraphedeliste"/>
+        <w:numPr>
+          <w:ilvl w:val="0"/>
+          <w:numId w:val="10"/>
+        </w:numPr>
+        <w:jc w:val="both"/>
+      </w:pPr>
+      <w:r>
+        <w:t xml:space="preserve">Gain de la boucle de vitesse : </w:t>
+      </w:r>
+      <w:proofErr w:type="spellStart"/>
+      <w:r>
+        <w:t>kv</w:t>
+      </w:r>
+      <w:proofErr w:type="spellEnd"/>
+      <w:r>
+        <w:t xml:space="preserve"> = 3</w:t>
+      </w:r>
+      <w:r>
+        <w:t>/</w:t>
+      </w:r>
+      <w:r>
+        <w:t>tr5% avec tr5% = 10ms</w:t>
+      </w:r>
+    </w:p>
+    <w:p>
+      <w:pPr>
+        <w:pStyle w:val="Paragraphedeliste"/>
+        <w:numPr>
+          <w:ilvl w:val="0"/>
+          <w:numId w:val="11"/>
+        </w:numPr>
+        <w:jc w:val="both"/>
+      </w:pPr>
+      <w:r>
+        <w:t xml:space="preserve">D’où </w:t>
+      </w:r>
+      <w:proofErr w:type="spellStart"/>
+      <w:r>
+        <w:rPr>
+          <w:b/>
+          <w:bCs/>
+        </w:rPr>
+        <w:t>kv</w:t>
+      </w:r>
+      <w:proofErr w:type="spellEnd"/>
+      <w:r>
+        <w:rPr>
+          <w:b/>
+          <w:bCs/>
+        </w:rPr>
+        <w:t xml:space="preserve"> = 300</w:t>
+      </w:r>
+    </w:p>
+    <w:p>
+      <w:pPr>
+        <w:pStyle w:val="Paragraphedeliste"/>
+        <w:numPr>
+          <w:ilvl w:val="0"/>
+          <w:numId w:val="10"/>
+        </w:numPr>
+        <w:jc w:val="both"/>
+      </w:pPr>
+      <w:r>
+        <w:t>Arr</w:t>
+      </w:r>
+      <w:r>
+        <w:t>ê</w:t>
+      </w:r>
+      <w:r>
+        <w:t>t int</w:t>
+      </w:r>
+      <w:r>
+        <w:t>é</w:t>
+      </w:r>
+      <w:r>
+        <w:t>gral de la boucle de vitesse : fi = f</w:t>
+      </w:r>
+      <w:r>
+        <w:t>/</w:t>
+      </w:r>
+      <w:proofErr w:type="spellStart"/>
+      <w:r>
+        <w:t>Jtot</w:t>
+      </w:r>
+      <w:proofErr w:type="spellEnd"/>
+    </w:p>
+    <w:p>
+      <w:pPr>
+        <w:pStyle w:val="Paragraphedeliste"/>
+        <w:numPr>
+          <w:ilvl w:val="0"/>
+          <w:numId w:val="11"/>
+        </w:numPr>
+        <w:jc w:val="both"/>
+      </w:pPr>
+      <w:r>
+        <w:t xml:space="preserve"> </w:t>
+      </w:r>
+      <w:r>
+        <w:t xml:space="preserve">D’où </w:t>
+      </w:r>
+      <w:r>
+        <w:rPr>
+          <w:b/>
+          <w:bCs/>
+        </w:rPr>
+        <w:t>fi</w:t>
+      </w:r>
+      <w:r>
+        <w:rPr>
+          <w:b/>
+          <w:bCs/>
+        </w:rPr>
+        <w:t xml:space="preserve"> = </w:t>
+      </w:r>
+      <w:r>
+        <w:rPr>
+          <w:b/>
+          <w:bCs/>
+        </w:rPr>
+        <w:t xml:space="preserve">0,0026/0.001 = </w:t>
+      </w:r>
+      <w:r>
+        <w:rPr>
+          <w:b/>
+          <w:bCs/>
+        </w:rPr>
+        <w:t>2.6 Hz</w:t>
+      </w:r>
+    </w:p>
+    <w:p>
+      <w:pPr>
+        <w:pStyle w:val="Paragraphedeliste"/>
+        <w:numPr>
+          <w:ilvl w:val="0"/>
+          <w:numId w:val="10"/>
+        </w:numPr>
+        <w:jc w:val="both"/>
+      </w:pPr>
+      <w:r>
+        <w:t xml:space="preserve">Filtre de la boucle de vitesse : </w:t>
+      </w:r>
+      <w:proofErr w:type="spellStart"/>
+      <w:r>
+        <w:rPr>
+          <w:b/>
+          <w:bCs/>
+        </w:rPr>
+        <w:t>fc</w:t>
+      </w:r>
+      <w:proofErr w:type="spellEnd"/>
+      <w:r>
+        <w:rPr>
+          <w:b/>
+          <w:bCs/>
+        </w:rPr>
+        <w:t xml:space="preserve"> = 600 Hz</w:t>
+      </w:r>
+      <w:r>
+        <w:t xml:space="preserve"> </w:t>
+      </w:r>
+    </w:p>
+    <w:p>
+      <w:pPr>
+        <w:pStyle w:val="Paragraphedeliste"/>
+        <w:numPr>
+          <w:ilvl w:val="0"/>
+          <w:numId w:val="10"/>
+        </w:numPr>
+        <w:jc w:val="both"/>
+      </w:pPr>
+      <w:r>
+        <w:t xml:space="preserve">Gain de la boucle de position : </w:t>
+      </w:r>
+      <w:proofErr w:type="spellStart"/>
+      <w:r>
+        <w:t>kp</w:t>
+      </w:r>
+      <w:proofErr w:type="spellEnd"/>
+      <w:r>
+        <w:t xml:space="preserve"> = V</w:t>
+      </w:r>
+      <w:r>
+        <w:t>0/</w:t>
+      </w:r>
+      <w:r>
+        <w:t>ϵv avec V0 = 100 rad</w:t>
+      </w:r>
+      <w:r>
+        <w:t>/s</w:t>
+      </w:r>
+      <w:r>
+        <w:t xml:space="preserve"> et ϵv = 1 rad</w:t>
+      </w:r>
+    </w:p>
+    <w:p>
+      <w:pPr>
+        <w:pStyle w:val="Paragraphedeliste"/>
+        <w:numPr>
+          <w:ilvl w:val="0"/>
+          <w:numId w:val="11"/>
+        </w:numPr>
+        <w:jc w:val="both"/>
+      </w:pPr>
+      <w:r>
+        <w:t xml:space="preserve">D’où </w:t>
+      </w:r>
+      <w:proofErr w:type="spellStart"/>
+      <w:r>
+        <w:rPr>
+          <w:b/>
+          <w:bCs/>
+        </w:rPr>
+        <w:t>kp</w:t>
+      </w:r>
+      <w:proofErr w:type="spellEnd"/>
+      <w:r>
+        <w:rPr>
+          <w:b/>
+          <w:bCs/>
+        </w:rPr>
+        <w:t xml:space="preserve"> = 100</w:t>
+      </w:r>
+    </w:p>
+    <w:p>
+      <w:pPr>
+        <w:pStyle w:val="Paragraphedeliste"/>
+        <w:numPr>
+          <w:ilvl w:val="0"/>
+          <w:numId w:val="10"/>
+        </w:numPr>
+        <w:jc w:val="both"/>
+      </w:pPr>
+      <w:r>
+        <w:t xml:space="preserve">Charge : </w:t>
+      </w:r>
+      <w:r>
+        <w:rPr>
+          <w:b/>
+          <w:bCs/>
+        </w:rPr>
+        <w:t xml:space="preserve">J = </w:t>
+      </w:r>
+      <w:proofErr w:type="spellStart"/>
+      <w:r>
+        <w:rPr>
+          <w:b/>
+          <w:bCs/>
+        </w:rPr>
+        <w:t>Jtot</w:t>
+      </w:r>
+      <w:proofErr w:type="spellEnd"/>
+      <w:r>
+        <w:rPr>
+          <w:b/>
+          <w:bCs/>
+        </w:rPr>
+        <w:t xml:space="preserve"> −</w:t>
+      </w:r>
+      <w:proofErr w:type="spellStart"/>
+      <w:r>
+        <w:rPr>
+          <w:b/>
+          <w:bCs/>
+        </w:rPr>
+        <w:t>Jmoteur</w:t>
+      </w:r>
+      <w:proofErr w:type="spellEnd"/>
+      <w:r>
+        <w:rPr>
+          <w:b/>
+          <w:bCs/>
+        </w:rPr>
+        <w:t xml:space="preserve"> −</w:t>
+      </w:r>
+      <w:proofErr w:type="spellStart"/>
+      <w:r>
+        <w:rPr>
+          <w:b/>
+          <w:bCs/>
+        </w:rPr>
+        <w:t>Jfrein</w:t>
+      </w:r>
+      <w:proofErr w:type="spellEnd"/>
+      <w:r>
+        <w:rPr>
+          <w:b/>
+          <w:bCs/>
+        </w:rPr>
+        <w:t xml:space="preserve"> = 0.000695 kg.m² </w:t>
+      </w:r>
+      <w:r>
+        <w:t>(voir figure 14)</w:t>
+      </w:r>
+    </w:p>
+    <w:p>
+      <w:pPr>
+        <w:keepNext/>
+        <w:jc w:val="center"/>
+      </w:pPr>
+      <w:r>
+        <w:lastRenderedPageBreak/>
+        <w:drawing>
+          <wp:inline distT="0" distB="0" distL="0" distR="0" wp14:anchorId="6FAF3FC7" wp14:editId="312EA430">
+            <wp:extent cx="2724530" cy="1343212"/>
+            <wp:effectExtent l="0" t="0" r="0" b="9525"/>
+            <wp:docPr id="20" name="Image 20"/>
+            <wp:cNvGraphicFramePr>
+              <a:graphicFrameLocks xmlns:a="http://schemas.openxmlformats.org/drawingml/2006/main" noChangeAspect="1"/>
+            </wp:cNvGraphicFramePr>
+            <a:graphic xmlns:a="http://schemas.openxmlformats.org/drawingml/2006/main">
+              <a:graphicData uri="http://schemas.openxmlformats.org/drawingml/2006/picture">
+                <pic:pic xmlns:pic="http://schemas.openxmlformats.org/drawingml/2006/picture">
+                  <pic:nvPicPr>
+                    <pic:cNvPr id="1" name=""/>
+                    <pic:cNvPicPr/>
+                  </pic:nvPicPr>
+                  <pic:blipFill>
+                    <a:blip r:embed="rId22"/>
+                    <a:stretch>
+                      <a:fillRect/>
+                    </a:stretch>
+                  </pic:blipFill>
+                  <pic:spPr>
+                    <a:xfrm>
+                      <a:off x="0" y="0"/>
+                      <a:ext cx="2724530" cy="1343212"/>
+                    </a:xfrm>
+                    <a:prstGeom prst="rect">
+                      <a:avLst/>
+                    </a:prstGeom>
+                  </pic:spPr>
+                </pic:pic>
+              </a:graphicData>
+            </a:graphic>
+          </wp:inline>
+        </w:drawing>
+      </w:r>
+    </w:p>
+    <w:p>
+      <w:pPr>
+        <w:pStyle w:val="Lgende"/>
+        <w:jc w:val="center"/>
+      </w:pPr>
+      <w:r>
+        <w:t xml:space="preserve">Figure </w:t>
+      </w:r>
+      <w:r>
+        <w:fldChar w:fldCharType="begin"/>
+      </w:r>
+      <w:r>
+        <w:instrText xml:space="preserve"> SEQ Figure \* ARABIC </w:instrText>
+      </w:r>
+      <w:r>
+        <w:fldChar w:fldCharType="separate"/>
+      </w:r>
+      <w:r>
+        <w:rPr>
+          <w:noProof/>
+        </w:rPr>
+        <w:t>14</w:t>
+      </w:r>
+      <w:r>
+        <w:fldChar w:fldCharType="end"/>
+      </w:r>
+      <w:r>
+        <w:t xml:space="preserve"> : Valeurs inertielles des composants</w:t>
+      </w:r>
+    </w:p>
+    <w:p/>
+    <w:p>
+      <w:pPr>
+        <w:jc w:val="both"/>
+      </w:pPr>
+      <w:r>
+        <w:t xml:space="preserve">La valeur de J déterminé par à travers ce calcul diffère de </w:t>
+      </w:r>
+      <w:proofErr w:type="spellStart"/>
+      <w:r>
+        <w:t>Jcharge</w:t>
+      </w:r>
+      <w:proofErr w:type="spellEnd"/>
+      <w:r>
+        <w:t xml:space="preserve"> calculé </w:t>
+      </w:r>
+      <w:proofErr w:type="spellStart"/>
+      <w:r>
+        <w:t>précédémment</w:t>
+      </w:r>
+      <w:proofErr w:type="spellEnd"/>
+      <w:r>
+        <w:t xml:space="preserve"> (</w:t>
+      </w:r>
+      <w:r>
+        <w:t xml:space="preserve">J = </w:t>
+      </w:r>
+      <w:r>
+        <w:t>0.000695 kg.m²</w:t>
+      </w:r>
+      <w:r>
+        <w:t xml:space="preserve"> et </w:t>
+      </w:r>
+      <w:proofErr w:type="spellStart"/>
+      <w:r>
+        <w:t>Jcharge</w:t>
+      </w:r>
+      <w:proofErr w:type="spellEnd"/>
+      <w:r>
+        <w:t xml:space="preserve"> = 0.000303</w:t>
+      </w:r>
+      <w:r>
+        <w:t xml:space="preserve"> </w:t>
+      </w:r>
+      <w:r>
+        <w:t>kg.m²</w:t>
+      </w:r>
+      <w:r>
+        <w:t>) car l’inertie J prend en considération l’inertie général de la machine, c’est-à -dire</w:t>
+      </w:r>
+      <w:r>
+        <w:t xml:space="preserve"> qu’elle prend en compte l’inertie des poulies, du </w:t>
+      </w:r>
+      <w:proofErr w:type="spellStart"/>
+      <w:r>
+        <w:t>reducteur</w:t>
+      </w:r>
+      <w:proofErr w:type="spellEnd"/>
+      <w:r>
+        <w:t>,…).</w:t>
+      </w:r>
+    </w:p>
+    <w:p>
+      <w:pPr>
+        <w:jc w:val="both"/>
+      </w:pPr>
+      <w:r>
+        <w:t>Enfin, lorsqu’on règle un aller-retour de 250rad à 100rad/s avec cette configuration, la machine plante, montrant que le cahier des charges de la machine n’est pas satisfaisant (figure 15).</w:t>
+      </w:r>
+    </w:p>
+    <w:p>
+      <w:pPr>
+        <w:keepNext/>
+        <w:jc w:val="both"/>
+      </w:pPr>
+      <w:r>
+        <w:rPr>
+          <w:noProof/>
+        </w:rPr>
+        <w:lastRenderedPageBreak/>
+        <w:drawing>
+          <wp:inline distT="0" distB="0" distL="0" distR="0" wp14:anchorId="3D028C82" wp14:editId="1F6C7155">
+            <wp:extent cx="5760720" cy="5116830"/>
+            <wp:effectExtent l="0" t="0" r="0" b="7620"/>
+            <wp:docPr id="21" name="Image 21"/>
+            <wp:cNvGraphicFramePr>
+              <a:graphicFrameLocks xmlns:a="http://schemas.openxmlformats.org/drawingml/2006/main" noChangeAspect="1"/>
+            </wp:cNvGraphicFramePr>
+            <a:graphic xmlns:a="http://schemas.openxmlformats.org/drawingml/2006/main">
+              <a:graphicData uri="http://schemas.openxmlformats.org/drawingml/2006/picture">
+                <pic:pic xmlns:pic="http://schemas.openxmlformats.org/drawingml/2006/picture">
+                  <pic:nvPicPr>
+                    <pic:cNvPr id="0" name="Picture 1"/>
+                    <pic:cNvPicPr>
+                      <a:picLocks noChangeAspect="1" noChangeArrowheads="1"/>
+                    </pic:cNvPicPr>
+                  </pic:nvPicPr>
+                  <pic:blipFill>
+                    <a:blip r:embed="rId23">
+                      <a:extLst>
+                        <a:ext uri="{28A0092B-C50C-407E-A947-70E740481C1C}">
+                          <a14:useLocalDpi xmlns:a14="http://schemas.microsoft.com/office/drawing/2010/main" val="0"/>
+                        </a:ext>
+                      </a:extLst>
+                    </a:blip>
+                    <a:srcRect/>
+                    <a:stretch>
+                      <a:fillRect/>
+                    </a:stretch>
+                  </pic:blipFill>
+                  <pic:spPr bwMode="auto">
+                    <a:xfrm>
+                      <a:off x="0" y="0"/>
+                      <a:ext cx="5760720" cy="5116830"/>
+                    </a:xfrm>
+                    <a:prstGeom prst="rect">
+                      <a:avLst/>
+                    </a:prstGeom>
+                    <a:noFill/>
+                    <a:ln>
+                      <a:noFill/>
+                    </a:ln>
+                  </pic:spPr>
+                </pic:pic>
+              </a:graphicData>
+            </a:graphic>
+          </wp:inline>
+        </w:drawing>
+      </w:r>
+    </w:p>
+    <w:p>
+      <w:pPr>
+        <w:pStyle w:val="Lgende"/>
+        <w:jc w:val="center"/>
+      </w:pPr>
+      <w:r>
+        <w:t xml:space="preserve">Figure </w:t>
+      </w:r>
+      <w:r>
+        <w:fldChar w:fldCharType="begin"/>
+      </w:r>
+      <w:r>
+        <w:instrText xml:space="preserve"> SEQ Figure \* ARABIC </w:instrText>
+      </w:r>
+      <w:r>
+        <w:fldChar w:fldCharType="separate"/>
+      </w:r>
+      <w:r>
+        <w:rPr>
+          <w:noProof/>
+        </w:rPr>
+        <w:t>15</w:t>
+      </w:r>
+      <w:r>
+        <w:fldChar w:fldCharType="end"/>
+      </w:r>
+      <w:r>
+        <w:t xml:space="preserve"> : Dernière manipulation</w:t>
+      </w:r>
     </w:p>
     <w:sectPr>
       <w:pgSz w:w="11906" w:h="16838"/>
@@ -2254,6 +3908,119 @@
     </w:lvl>
   </w:abstractNum>
   <w:abstractNum w:abstractNumId="2" w15:restartNumberingAfterBreak="0">
+    <w:nsid w:val="08C75E40"/>
+    <w:multiLevelType w:val="hybridMultilevel"/>
+    <w:tmpl w:val="1ECCCAE6"/>
+    <w:lvl w:ilvl="0" w:tplc="4FB41886">
+      <w:start w:val="12"/>
+      <w:numFmt w:val="bullet"/>
+      <w:lvlText w:val="-"/>
+      <w:lvlJc w:val="left"/>
+      <w:pPr>
+        <w:ind w:left="720" w:hanging="360"/>
+      </w:pPr>
+      <w:rPr>
+        <w:rFonts w:ascii="Aptos" w:eastAsiaTheme="minorHAnsi" w:hAnsi="Aptos" w:cstheme="minorBidi" w:hint="default"/>
+      </w:rPr>
+    </w:lvl>
+    <w:lvl w:ilvl="1" w:tplc="040C0003" w:tentative="1">
+      <w:start w:val="1"/>
+      <w:numFmt w:val="bullet"/>
+      <w:lvlText w:val="o"/>
+      <w:lvlJc w:val="left"/>
+      <w:pPr>
+        <w:ind w:left="1440" w:hanging="360"/>
+      </w:pPr>
+      <w:rPr>
+        <w:rFonts w:ascii="Courier New" w:hAnsi="Courier New" w:cs="Courier New" w:hint="default"/>
+      </w:rPr>
+    </w:lvl>
+    <w:lvl w:ilvl="2" w:tplc="040C0005" w:tentative="1">
+      <w:start w:val="1"/>
+      <w:numFmt w:val="bullet"/>
+      <w:lvlText w:val=""/>
+      <w:lvlJc w:val="left"/>
+      <w:pPr>
+        <w:ind w:left="2160" w:hanging="360"/>
+      </w:pPr>
+      <w:rPr>
+        <w:rFonts w:ascii="Wingdings" w:hAnsi="Wingdings" w:hint="default"/>
+      </w:rPr>
+    </w:lvl>
+    <w:lvl w:ilvl="3" w:tplc="040C0001" w:tentative="1">
+      <w:start w:val="1"/>
+      <w:numFmt w:val="bullet"/>
+      <w:lvlText w:val=""/>
+      <w:lvlJc w:val="left"/>
+      <w:pPr>
+        <w:ind w:left="2880" w:hanging="360"/>
+      </w:pPr>
+      <w:rPr>
+        <w:rFonts w:ascii="Symbol" w:hAnsi="Symbol" w:hint="default"/>
+      </w:rPr>
+    </w:lvl>
+    <w:lvl w:ilvl="4" w:tplc="040C0003" w:tentative="1">
+      <w:start w:val="1"/>
+      <w:numFmt w:val="bullet"/>
+      <w:lvlText w:val="o"/>
+      <w:lvlJc w:val="left"/>
+      <w:pPr>
+        <w:ind w:left="3600" w:hanging="360"/>
+      </w:pPr>
+      <w:rPr>
+        <w:rFonts w:ascii="Courier New" w:hAnsi="Courier New" w:cs="Courier New" w:hint="default"/>
+      </w:rPr>
+    </w:lvl>
+    <w:lvl w:ilvl="5" w:tplc="040C0005" w:tentative="1">
+      <w:start w:val="1"/>
+      <w:numFmt w:val="bullet"/>
+      <w:lvlText w:val=""/>
+      <w:lvlJc w:val="left"/>
+      <w:pPr>
+        <w:ind w:left="4320" w:hanging="360"/>
+      </w:pPr>
+      <w:rPr>
+        <w:rFonts w:ascii="Wingdings" w:hAnsi="Wingdings" w:hint="default"/>
+      </w:rPr>
+    </w:lvl>
+    <w:lvl w:ilvl="6" w:tplc="040C0001" w:tentative="1">
+      <w:start w:val="1"/>
+      <w:numFmt w:val="bullet"/>
+      <w:lvlText w:val=""/>
+      <w:lvlJc w:val="left"/>
+      <w:pPr>
+        <w:ind w:left="5040" w:hanging="360"/>
+      </w:pPr>
+      <w:rPr>
+        <w:rFonts w:ascii="Symbol" w:hAnsi="Symbol" w:hint="default"/>
+      </w:rPr>
+    </w:lvl>
+    <w:lvl w:ilvl="7" w:tplc="040C0003" w:tentative="1">
+      <w:start w:val="1"/>
+      <w:numFmt w:val="bullet"/>
+      <w:lvlText w:val="o"/>
+      <w:lvlJc w:val="left"/>
+      <w:pPr>
+        <w:ind w:left="5760" w:hanging="360"/>
+      </w:pPr>
+      <w:rPr>
+        <w:rFonts w:ascii="Courier New" w:hAnsi="Courier New" w:cs="Courier New" w:hint="default"/>
+      </w:rPr>
+    </w:lvl>
+    <w:lvl w:ilvl="8" w:tplc="040C0005" w:tentative="1">
+      <w:start w:val="1"/>
+      <w:numFmt w:val="bullet"/>
+      <w:lvlText w:val=""/>
+      <w:lvlJc w:val="left"/>
+      <w:pPr>
+        <w:ind w:left="6480" w:hanging="360"/>
+      </w:pPr>
+      <w:rPr>
+        <w:rFonts w:ascii="Wingdings" w:hAnsi="Wingdings" w:hint="default"/>
+      </w:rPr>
+    </w:lvl>
+  </w:abstractNum>
+  <w:abstractNum w:abstractNumId="3" w15:restartNumberingAfterBreak="0">
     <w:nsid w:val="08F552D6"/>
     <w:multiLevelType w:val="multilevel"/>
     <w:tmpl w:val="5BD8EA02"/>
@@ -2402,7 +4169,7 @@
       </w:rPr>
     </w:lvl>
   </w:abstractNum>
-  <w:abstractNum w:abstractNumId="3" w15:restartNumberingAfterBreak="0">
+  <w:abstractNum w:abstractNumId="4" w15:restartNumberingAfterBreak="0">
     <w:nsid w:val="12ED464A"/>
     <w:multiLevelType w:val="hybridMultilevel"/>
     <w:tmpl w:val="35043B92"/>
@@ -2491,7 +4258,120 @@
       </w:pPr>
     </w:lvl>
   </w:abstractNum>
-  <w:abstractNum w:abstractNumId="4" w15:restartNumberingAfterBreak="0">
+  <w:abstractNum w:abstractNumId="5" w15:restartNumberingAfterBreak="0">
+    <w:nsid w:val="2ED277CA"/>
+    <w:multiLevelType w:val="hybridMultilevel"/>
+    <w:tmpl w:val="F6187EA6"/>
+    <w:lvl w:ilvl="0" w:tplc="3C1EAF5C">
+      <w:start w:val="13"/>
+      <w:numFmt w:val="bullet"/>
+      <w:lvlText w:val=""/>
+      <w:lvlJc w:val="left"/>
+      <w:pPr>
+        <w:ind w:left="1080" w:hanging="360"/>
+      </w:pPr>
+      <w:rPr>
+        <w:rFonts w:ascii="Wingdings" w:eastAsiaTheme="minorHAnsi" w:hAnsi="Wingdings" w:cstheme="minorBidi" w:hint="default"/>
+      </w:rPr>
+    </w:lvl>
+    <w:lvl w:ilvl="1" w:tplc="040C0003" w:tentative="1">
+      <w:start w:val="1"/>
+      <w:numFmt w:val="bullet"/>
+      <w:lvlText w:val="o"/>
+      <w:lvlJc w:val="left"/>
+      <w:pPr>
+        <w:ind w:left="1800" w:hanging="360"/>
+      </w:pPr>
+      <w:rPr>
+        <w:rFonts w:ascii="Courier New" w:hAnsi="Courier New" w:cs="Courier New" w:hint="default"/>
+      </w:rPr>
+    </w:lvl>
+    <w:lvl w:ilvl="2" w:tplc="040C0005" w:tentative="1">
+      <w:start w:val="1"/>
+      <w:numFmt w:val="bullet"/>
+      <w:lvlText w:val=""/>
+      <w:lvlJc w:val="left"/>
+      <w:pPr>
+        <w:ind w:left="2520" w:hanging="360"/>
+      </w:pPr>
+      <w:rPr>
+        <w:rFonts w:ascii="Wingdings" w:hAnsi="Wingdings" w:hint="default"/>
+      </w:rPr>
+    </w:lvl>
+    <w:lvl w:ilvl="3" w:tplc="040C0001" w:tentative="1">
+      <w:start w:val="1"/>
+      <w:numFmt w:val="bullet"/>
+      <w:lvlText w:val=""/>
+      <w:lvlJc w:val="left"/>
+      <w:pPr>
+        <w:ind w:left="3240" w:hanging="360"/>
+      </w:pPr>
+      <w:rPr>
+        <w:rFonts w:ascii="Symbol" w:hAnsi="Symbol" w:hint="default"/>
+      </w:rPr>
+    </w:lvl>
+    <w:lvl w:ilvl="4" w:tplc="040C0003" w:tentative="1">
+      <w:start w:val="1"/>
+      <w:numFmt w:val="bullet"/>
+      <w:lvlText w:val="o"/>
+      <w:lvlJc w:val="left"/>
+      <w:pPr>
+        <w:ind w:left="3960" w:hanging="360"/>
+      </w:pPr>
+      <w:rPr>
+        <w:rFonts w:ascii="Courier New" w:hAnsi="Courier New" w:cs="Courier New" w:hint="default"/>
+      </w:rPr>
+    </w:lvl>
+    <w:lvl w:ilvl="5" w:tplc="040C0005" w:tentative="1">
+      <w:start w:val="1"/>
+      <w:numFmt w:val="bullet"/>
+      <w:lvlText w:val=""/>
+      <w:lvlJc w:val="left"/>
+      <w:pPr>
+        <w:ind w:left="4680" w:hanging="360"/>
+      </w:pPr>
+      <w:rPr>
+        <w:rFonts w:ascii="Wingdings" w:hAnsi="Wingdings" w:hint="default"/>
+      </w:rPr>
+    </w:lvl>
+    <w:lvl w:ilvl="6" w:tplc="040C0001" w:tentative="1">
+      <w:start w:val="1"/>
+      <w:numFmt w:val="bullet"/>
+      <w:lvlText w:val=""/>
+      <w:lvlJc w:val="left"/>
+      <w:pPr>
+        <w:ind w:left="5400" w:hanging="360"/>
+      </w:pPr>
+      <w:rPr>
+        <w:rFonts w:ascii="Symbol" w:hAnsi="Symbol" w:hint="default"/>
+      </w:rPr>
+    </w:lvl>
+    <w:lvl w:ilvl="7" w:tplc="040C0003" w:tentative="1">
+      <w:start w:val="1"/>
+      <w:numFmt w:val="bullet"/>
+      <w:lvlText w:val="o"/>
+      <w:lvlJc w:val="left"/>
+      <w:pPr>
+        <w:ind w:left="6120" w:hanging="360"/>
+      </w:pPr>
+      <w:rPr>
+        <w:rFonts w:ascii="Courier New" w:hAnsi="Courier New" w:cs="Courier New" w:hint="default"/>
+      </w:rPr>
+    </w:lvl>
+    <w:lvl w:ilvl="8" w:tplc="040C0005" w:tentative="1">
+      <w:start w:val="1"/>
+      <w:numFmt w:val="bullet"/>
+      <w:lvlText w:val=""/>
+      <w:lvlJc w:val="left"/>
+      <w:pPr>
+        <w:ind w:left="6840" w:hanging="360"/>
+      </w:pPr>
+      <w:rPr>
+        <w:rFonts w:ascii="Wingdings" w:hAnsi="Wingdings" w:hint="default"/>
+      </w:rPr>
+    </w:lvl>
+  </w:abstractNum>
+  <w:abstractNum w:abstractNumId="6" w15:restartNumberingAfterBreak="0">
     <w:nsid w:val="3C816939"/>
     <w:multiLevelType w:val="hybridMultilevel"/>
     <w:tmpl w:val="FABEDD50"/>
@@ -2580,7 +4460,7 @@
       </w:pPr>
     </w:lvl>
   </w:abstractNum>
-  <w:abstractNum w:abstractNumId="5" w15:restartNumberingAfterBreak="0">
+  <w:abstractNum w:abstractNumId="7" w15:restartNumberingAfterBreak="0">
     <w:nsid w:val="658E4DD0"/>
     <w:multiLevelType w:val="hybridMultilevel"/>
     <w:tmpl w:val="76948474"/>
@@ -2669,7 +4549,7 @@
       </w:pPr>
     </w:lvl>
   </w:abstractNum>
-  <w:abstractNum w:abstractNumId="6" w15:restartNumberingAfterBreak="0">
+  <w:abstractNum w:abstractNumId="8" w15:restartNumberingAfterBreak="0">
     <w:nsid w:val="6E946765"/>
     <w:multiLevelType w:val="hybridMultilevel"/>
     <w:tmpl w:val="97CE4606"/>
@@ -2782,7 +4662,7 @@
       </w:rPr>
     </w:lvl>
   </w:abstractNum>
-  <w:abstractNum w:abstractNumId="7" w15:restartNumberingAfterBreak="0">
+  <w:abstractNum w:abstractNumId="9" w15:restartNumberingAfterBreak="0">
     <w:nsid w:val="73EE3DDE"/>
     <w:multiLevelType w:val="hybridMultilevel"/>
     <w:tmpl w:val="76948474"/>
@@ -2871,7 +4751,7 @@
       </w:pPr>
     </w:lvl>
   </w:abstractNum>
-  <w:abstractNum w:abstractNumId="8" w15:restartNumberingAfterBreak="0">
+  <w:abstractNum w:abstractNumId="10" w15:restartNumberingAfterBreak="0">
     <w:nsid w:val="7EB12BD4"/>
     <w:multiLevelType w:val="hybridMultilevel"/>
     <w:tmpl w:val="35043B92"/>
@@ -2961,19 +4841,19 @@
     </w:lvl>
   </w:abstractNum>
   <w:num w:numId="1" w16cid:durableId="1874151828">
+    <w:abstractNumId w:val="10"/>
+  </w:num>
+  <w:num w:numId="2" w16cid:durableId="2061204582">
     <w:abstractNumId w:val="8"/>
   </w:num>
-  <w:num w:numId="2" w16cid:durableId="2061204582">
-    <w:abstractNumId w:val="6"/>
-  </w:num>
   <w:num w:numId="3" w16cid:durableId="1874492820">
-    <w:abstractNumId w:val="2"/>
+    <w:abstractNumId w:val="3"/>
   </w:num>
   <w:num w:numId="4" w16cid:durableId="1578632153">
-    <w:abstractNumId w:val="7"/>
+    <w:abstractNumId w:val="9"/>
   </w:num>
   <w:num w:numId="5" w16cid:durableId="1511942790">
-    <w:abstractNumId w:val="5"/>
+    <w:abstractNumId w:val="7"/>
   </w:num>
   <w:num w:numId="6" w16cid:durableId="1390693746">
     <w:abstractNumId w:val="0"/>
@@ -2982,10 +4862,16 @@
     <w:abstractNumId w:val="1"/>
   </w:num>
   <w:num w:numId="8" w16cid:durableId="1361587177">
-    <w:abstractNumId w:val="3"/>
+    <w:abstractNumId w:val="4"/>
   </w:num>
   <w:num w:numId="9" w16cid:durableId="565608207">
-    <w:abstractNumId w:val="4"/>
+    <w:abstractNumId w:val="6"/>
+  </w:num>
+  <w:num w:numId="10" w16cid:durableId="1103645104">
+    <w:abstractNumId w:val="2"/>
+  </w:num>
+  <w:num w:numId="11" w16cid:durableId="959998323">
+    <w:abstractNumId w:val="5"/>
   </w:num>
 </w:numbering>
 </file>
@@ -4221,4 +6107,16 @@
     </a:ext>
   </a:extLst>
 </a:theme>
+</file>
+
+<file path=customXml/item1.xml><?xml version="1.0" encoding="utf-8"?>
+<b:Sources xmlns:b="http://schemas.openxmlformats.org/officeDocument/2006/bibliography" xmlns="http://schemas.openxmlformats.org/officeDocument/2006/bibliography" SelectedStyle="\APASixthEditionOfficeOnline.xsl" StyleName="APA" Version="6"/>
+</file>
+
+<file path=customXml/itemProps1.xml><?xml version="1.0" encoding="utf-8"?>
+<ds:datastoreItem xmlns:ds="http://schemas.openxmlformats.org/officeDocument/2006/customXml" ds:itemID="{E350E85E-21DB-437E-8EBA-99CABFCAB8DB}">
+  <ds:schemaRefs>
+    <ds:schemaRef ds:uri="http://schemas.openxmlformats.org/officeDocument/2006/bibliography"/>
+  </ds:schemaRefs>
+</ds:datastoreItem>
 </file>